--- a/IngSoftware/propuesta/CasosDeUso/Pedidos/1-Agregar Producto en Pedido.docx
+++ b/IngSoftware/propuesta/CasosDeUso/Pedidos/1-Agregar Producto en Pedido.docx
@@ -830,7 +830,19 @@
         <w:rPr>
           <w:lang w:val="es-MX"/>
         </w:rPr>
-        <w:t>El Sistema agrega la cantidad solicitada al Pedido.</w:t>
+        <w:t xml:space="preserve">El Sistema </w:t>
+      </w:r>
+      <w:r>
+        <w:rPr>
+          <w:lang w:val="es-MX"/>
+        </w:rPr>
+        <w:t>guarda</w:t>
+      </w:r>
+      <w:r>
+        <w:rPr>
+          <w:lang w:val="es-MX"/>
+        </w:rPr>
+        <w:t xml:space="preserve"> la cantidad solicitada al Pedido.</w:t>
       </w:r>
     </w:p>
     <w:p>
@@ -1014,6 +1026,12 @@
         </w:rPr>
         <w:t xml:space="preserve"> una cantidad mayor a la disponible</w:t>
       </w:r>
+      <w:r>
+        <w:rPr>
+          <w:lang w:val="es-MX"/>
+        </w:rPr>
+        <w:t>. AGREGAR CANTIDADES DISPONIBLES.</w:t>
+      </w:r>
     </w:p>
     <w:p>
       <w:pPr>
@@ -1131,6 +1149,144 @@
           <w:lang w:val="es-MX"/>
         </w:rPr>
         <w:t>Alta</w:t>
+      </w:r>
+    </w:p>
+    <w:p>
+      <w:pPr>
+        <w:rPr>
+          <w:lang w:val="es-MX"/>
+        </w:rPr>
+      </w:pPr>
+    </w:p>
+    <w:p>
+      <w:pPr>
+        <w:rPr>
+          <w:lang w:val="es-MX"/>
+        </w:rPr>
+      </w:pPr>
+      <w:r>
+        <w:rPr>
+          <w:lang w:val="es-MX"/>
+        </w:rPr>
+        <w:t>AGREGAR FILTRAR POR CATEGORIAS Y POR NOMBRE DE PRODUCTOS.</w:t>
+      </w:r>
+    </w:p>
+    <w:p>
+      <w:pPr>
+        <w:rPr>
+          <w:lang w:val="es-MX"/>
+        </w:rPr>
+      </w:pPr>
+      <w:r>
+        <w:rPr>
+          <w:lang w:val="es-MX"/>
+        </w:rPr>
+        <w:t>SI QUIERO VER TODOS LOS PRODUCTOS DE LA CATEGORIA.</w:t>
+      </w:r>
+    </w:p>
+    <w:p>
+      <w:pPr>
+        <w:rPr>
+          <w:lang w:val="es-MX"/>
+        </w:rPr>
+      </w:pPr>
+      <w:r>
+        <w:rPr>
+          <w:lang w:val="es-MX"/>
+        </w:rPr>
+        <w:t>AGREGAR EL NOMBRE DE LA CATEGORIA A LA BUSQUEDA.</w:t>
+      </w:r>
+    </w:p>
+    <w:p>
+      <w:r>
+        <w:t>DON’T RELAY TOO MUCH O</w:t>
+      </w:r>
+      <w:r>
+        <w:t>N PRECONDITIONS</w:t>
+      </w:r>
+    </w:p>
+    <w:p>
+      <w:pPr>
+        <w:rPr>
+          <w:lang w:val="es-MX"/>
+        </w:rPr>
+      </w:pPr>
+      <w:r>
+        <w:rPr>
+          <w:lang w:val="es-MX"/>
+        </w:rPr>
+        <w:t>SI NO TENGO GUARDAR E</w:t>
+      </w:r>
+      <w:r>
+        <w:rPr>
+          <w:lang w:val="es-MX"/>
+        </w:rPr>
+        <w:t>L CARRITO</w:t>
+      </w:r>
+    </w:p>
+    <w:p>
+      <w:pPr>
+        <w:rPr>
+          <w:lang w:val="es-MX"/>
+        </w:rPr>
+      </w:pPr>
+      <w:r>
+        <w:rPr>
+          <w:lang w:val="es-MX"/>
+        </w:rPr>
+        <w:t xml:space="preserve">SI GUARDO EN EL CARRITO LO GUARDO. </w:t>
+      </w:r>
+    </w:p>
+    <w:p>
+      <w:pPr>
+        <w:rPr>
+          <w:lang w:val="es-MX"/>
+        </w:rPr>
+      </w:pPr>
+      <w:r>
+        <w:rPr>
+          <w:lang w:val="es-MX"/>
+        </w:rPr>
+        <w:t>TENGO QUE ARMAR OTRO SUBCASO DE USO EN EL CARRITO.</w:t>
+      </w:r>
+    </w:p>
+    <w:p>
+      <w:pPr>
+        <w:rPr>
+          <w:lang w:val="es-MX"/>
+        </w:rPr>
+      </w:pPr>
+      <w:r>
+        <w:rPr>
+          <w:lang w:val="es-MX"/>
+        </w:rPr>
+        <w:t>ARMAR EL CASO DE USO DEL PEDIDO.</w:t>
+      </w:r>
+    </w:p>
+    <w:p>
+      <w:pPr>
+        <w:rPr>
+          <w:lang w:val="es-MX"/>
+        </w:rPr>
+      </w:pPr>
+      <w:r>
+        <w:rPr>
+          <w:lang w:val="es-MX"/>
+        </w:rPr>
+        <w:t>TENGO QUE AGREGAR OTRO CASO DE USO</w:t>
+      </w:r>
+    </w:p>
+    <w:p>
+      <w:pPr>
+        <w:rPr>
+          <w:lang w:val="es-MX"/>
+        </w:rPr>
+      </w:pPr>
+      <w:r>
+        <w:rPr>
+          <w:lang w:val="es-MX"/>
+        </w:rPr>
+        <w:t>PAGAR PEDIDO NO ES UN CASO DE USO.</w:t>
       </w:r>
     </w:p>
     <w:sectPr>
